--- a/Laborator 2/L2_TP_Cemortan_Vladislav_SI-264.docx
+++ b/Laborator 2/L2_TP_Cemortan_Vladislav_SI-264.docx
@@ -251,7 +251,10 @@
           <w:tab w:val="clear" w:pos="720"/>
           <w:tab w:val="left" w:pos="5184" w:leader="none"/>
         </w:tabs>
-        <w:rPr/>
+        <w:rPr>
+          <w:sz w:val="24"/>
+          <w:szCs w:val="24"/>
+        </w:rPr>
       </w:pPr>
       <w:r>
         <w:rPr>
@@ -260,7 +263,7 @@
         </w:rPr>
         <w:t>A verificat :</w:t>
         <w:tab/>
-        <w:t>asistent universitar</w:t>
+        <w:t>asistent universitar :Reitman Patricia</w:t>
       </w:r>
     </w:p>
     <w:p>
@@ -1548,8 +1551,8 @@
       <w:u w:val="single"/>
     </w:rPr>
   </w:style>
-  <w:style w:type="character" w:styleId="FootnoteCharactersuser">
-    <w:name w:val="Footnote Characters (user)"/>
+  <w:style w:type="character" w:styleId="FootnoteCharacters">
+    <w:name w:val="Footnote Characters"/>
     <w:uiPriority w:val="99"/>
     <w:semiHidden/>
     <w:unhideWhenUsed/>
@@ -1557,8 +1560,8 @@
       <w:vertAlign w:val="superscript"/>
     </w:rPr>
   </w:style>
-  <w:style w:type="character" w:styleId="FootnoteCharacters">
-    <w:name w:val="Footnote Characters"/>
+  <w:style w:type="character" w:styleId="FootnoteCharactersuser">
+    <w:name w:val="Footnote Characters (user)"/>
     <w:rPr>
       <w:vertAlign w:val="superscript"/>
     </w:rPr>
@@ -1580,8 +1583,8 @@
       <w:szCs w:val="20"/>
     </w:rPr>
   </w:style>
-  <w:style w:type="character" w:styleId="EndnoteCharactersuser">
-    <w:name w:val="Endnote Characters (user)"/>
+  <w:style w:type="character" w:styleId="EndnoteCharacters">
+    <w:name w:val="Endnote Characters"/>
     <w:uiPriority w:val="99"/>
     <w:semiHidden/>
     <w:unhideWhenUsed/>
@@ -1589,8 +1592,8 @@
       <w:vertAlign w:val="superscript"/>
     </w:rPr>
   </w:style>
-  <w:style w:type="character" w:styleId="EndnoteCharacters">
-    <w:name w:val="Endnote Characters"/>
+  <w:style w:type="character" w:styleId="EndnoteCharactersuser">
+    <w:name w:val="Endnote Characters (user)"/>
     <w:rPr>
       <w:vertAlign w:val="superscript"/>
     </w:rPr>
